--- a/docs/FORMULARIOS DE PRÁCTICA POR BLOQUE.docx
+++ b/docs/FORMULARIOS DE PRÁCTICA POR BLOQUE.docx
@@ -191,6 +191,7 @@
           <w:color w:val="E6E6E6"/>
           <w:sz w:val="24"/>
           <w:szCs w:val="24"/>
+          <w:highlight w:val="magenta"/>
           <w:lang w:eastAsia="es-AR"/>
         </w:rPr>
         <w:t>C.</w:t>
@@ -200,6 +201,7 @@
           <w:rFonts w:eastAsia="Times New Roman" w:cstheme="minorHAnsi"/>
           <w:sz w:val="24"/>
           <w:szCs w:val="24"/>
+          <w:highlight w:val="magenta"/>
           <w:lang w:eastAsia="es-AR"/>
         </w:rPr>
         <w:t xml:space="preserve"> L</w:t>
@@ -210,6 +212,7 @@
           <w:color w:val="E6E6E6"/>
           <w:sz w:val="24"/>
           <w:szCs w:val="24"/>
+          <w:highlight w:val="magenta"/>
           <w:lang w:eastAsia="es-AR"/>
         </w:rPr>
         <w:t>a necesidad representa la sensación de carencia o falta de algo, y la escasez es la limitación de los recursos disponibles para satisfacerlas.</w:t>
@@ -287,16 +290,7 @@
           <w:szCs w:val="24"/>
           <w:lang w:eastAsia="es-AR"/>
         </w:rPr>
-        <w:t>Pregunta 2</w:t>
-      </w:r>
-      <w:r>
-        <w:rPr>
-          <w:rFonts w:eastAsia="Times New Roman" w:cstheme="minorHAnsi"/>
-          <w:sz w:val="24"/>
-          <w:szCs w:val="24"/>
-          <w:lang w:eastAsia="es-AR"/>
-        </w:rPr>
-        <w:t>:</w:t>
+        <w:t>Pregunta 2:</w:t>
       </w:r>
     </w:p>
     <w:p>
@@ -564,28 +558,240 @@
           <w:szCs w:val="24"/>
           <w:lang w:eastAsia="es-AR"/>
         </w:rPr>
+        <w:t xml:space="preserve">B. </w:t>
+      </w:r>
+      <w:r>
+        <w:rPr>
+          <w:rFonts w:eastAsia="Times New Roman" w:cstheme="minorHAnsi"/>
+          <w:color w:val="E6E6E6"/>
+          <w:sz w:val="24"/>
+          <w:szCs w:val="24"/>
+          <w:bdr w:val="none" w:sz="0" w:space="0" w:color="auto" w:frame="1"/>
+          <w:lang w:eastAsia="es-AR"/>
+        </w:rPr>
+        <w:t>$57.500</w:t>
+      </w:r>
+    </w:p>
+    <w:p>
+      <w:pPr>
+        <w:shd w:val="clear" w:color="auto" w:fill="1F1F1F"/>
+        <w:spacing w:after="0" w:line="240" w:lineRule="auto"/>
+        <w:rPr>
+          <w:rFonts w:eastAsia="Times New Roman" w:cstheme="minorHAnsi"/>
+          <w:sz w:val="24"/>
+          <w:szCs w:val="24"/>
+          <w:lang w:eastAsia="es-AR"/>
+        </w:rPr>
+      </w:pPr>
+      <w:r>
+        <w:rPr>
+          <w:rFonts w:eastAsia="Times New Roman" w:cstheme="minorHAnsi"/>
+          <w:color w:val="E6E6E6"/>
+          <w:sz w:val="24"/>
+          <w:szCs w:val="24"/>
+          <w:highlight w:val="magenta"/>
+          <w:lang w:eastAsia="es-AR"/>
+        </w:rPr>
+        <w:t>C.</w:t>
+      </w:r>
+      <w:r>
+        <w:rPr>
+          <w:rFonts w:eastAsia="Times New Roman" w:cstheme="minorHAnsi"/>
+          <w:sz w:val="24"/>
+          <w:szCs w:val="24"/>
+          <w:highlight w:val="magenta"/>
+          <w:lang w:eastAsia="es-AR"/>
+        </w:rPr>
+        <w:t xml:space="preserve"> </w:t>
+      </w:r>
+      <w:r>
+        <w:rPr>
+          <w:rFonts w:eastAsia="Times New Roman" w:cstheme="minorHAnsi"/>
+          <w:color w:val="E6E6E6"/>
+          <w:sz w:val="24"/>
+          <w:szCs w:val="24"/>
+          <w:highlight w:val="magenta"/>
+          <w:bdr w:val="none" w:sz="0" w:space="0" w:color="auto" w:frame="1"/>
+          <w:lang w:eastAsia="es-AR"/>
+        </w:rPr>
+        <w:t>$15.000</w:t>
+      </w:r>
+    </w:p>
+    <w:p>
+      <w:pPr>
+        <w:shd w:val="clear" w:color="auto" w:fill="1F1F1F"/>
+        <w:spacing w:after="0" w:line="240" w:lineRule="auto"/>
+        <w:rPr>
+          <w:rFonts w:eastAsia="Times New Roman" w:cstheme="minorHAnsi"/>
+          <w:color w:val="E6E6E6"/>
+          <w:sz w:val="24"/>
+          <w:szCs w:val="24"/>
+          <w:bdr w:val="none" w:sz="0" w:space="0" w:color="auto" w:frame="1"/>
+          <w:lang w:eastAsia="es-AR"/>
+        </w:rPr>
+      </w:pPr>
+      <w:r>
+        <w:rPr>
+          <w:rFonts w:eastAsia="Times New Roman" w:cstheme="minorHAnsi"/>
+          <w:color w:val="E6E6E6"/>
+          <w:sz w:val="24"/>
+          <w:szCs w:val="24"/>
+          <w:lang w:eastAsia="es-AR"/>
+        </w:rPr>
+        <w:t xml:space="preserve">D. </w:t>
+      </w:r>
+      <w:r>
+        <w:rPr>
+          <w:rFonts w:eastAsia="Times New Roman" w:cstheme="minorHAnsi"/>
+          <w:color w:val="E6E6E6"/>
+          <w:sz w:val="24"/>
+          <w:szCs w:val="24"/>
+          <w:bdr w:val="none" w:sz="0" w:space="0" w:color="auto" w:frame="1"/>
+          <w:lang w:eastAsia="es-AR"/>
+        </w:rPr>
+        <w:t>$5.000</w:t>
+      </w:r>
+    </w:p>
+    <w:p>
+      <w:pPr>
+        <w:shd w:val="clear" w:color="auto" w:fill="1F1F1F"/>
+        <w:spacing w:after="0" w:line="240" w:lineRule="auto"/>
+        <w:rPr>
+          <w:rFonts w:eastAsia="Times New Roman" w:cstheme="minorHAnsi"/>
+          <w:color w:val="E6E6E6"/>
+          <w:sz w:val="24"/>
+          <w:szCs w:val="24"/>
+          <w:lang w:eastAsia="es-AR"/>
+        </w:rPr>
+      </w:pPr>
+    </w:p>
+    <w:p>
+      <w:pPr>
+        <w:shd w:val="clear" w:color="auto" w:fill="1F1F1F"/>
+        <w:spacing w:after="60" w:line="300" w:lineRule="atLeast"/>
+        <w:rPr>
+          <w:rFonts w:eastAsia="Times New Roman" w:cstheme="minorHAnsi"/>
+          <w:sz w:val="24"/>
+          <w:szCs w:val="24"/>
+          <w:lang w:eastAsia="es-AR"/>
+        </w:rPr>
+      </w:pPr>
+      <w:r>
+        <w:rPr>
+          <w:rFonts w:eastAsia="Times New Roman" w:cstheme="minorHAnsi"/>
+          <w:sz w:val="24"/>
+          <w:szCs w:val="24"/>
+          <w:lang w:eastAsia="es-AR"/>
+        </w:rPr>
+        <w:t>Pregunta 3:</w:t>
+      </w:r>
+    </w:p>
+    <w:p>
+      <w:pPr>
+        <w:shd w:val="clear" w:color="auto" w:fill="1F1F1F"/>
+        <w:spacing w:after="0" w:line="360" w:lineRule="atLeast"/>
+        <w:rPr>
+          <w:rFonts w:eastAsia="Times New Roman" w:cstheme="minorHAnsi"/>
+          <w:color w:val="E6E6E6"/>
+          <w:sz w:val="24"/>
+          <w:szCs w:val="24"/>
+          <w:lang w:eastAsia="es-AR"/>
+        </w:rPr>
+      </w:pPr>
+      <w:r>
+        <w:rPr>
+          <w:rFonts w:eastAsia="Times New Roman" w:cstheme="minorHAnsi"/>
+          <w:color w:val="E6E6E6"/>
+          <w:sz w:val="24"/>
+          <w:szCs w:val="24"/>
+          <w:lang w:eastAsia="es-AR"/>
+        </w:rPr>
+        <w:t>¿Qué demuestra el concepto de 'costo de oportunidad' cuando un estudiante con un presupuesto limitado elige comprar un libro de economía en lugar de ir a un recital?</w:t>
+      </w:r>
+    </w:p>
+    <w:p>
+      <w:pPr>
+        <w:shd w:val="clear" w:color="auto" w:fill="1F1F1F"/>
+        <w:spacing w:after="0" w:line="240" w:lineRule="auto"/>
+        <w:rPr>
+          <w:rFonts w:eastAsia="Times New Roman" w:cstheme="minorHAnsi"/>
+          <w:sz w:val="24"/>
+          <w:szCs w:val="24"/>
+          <w:lang w:eastAsia="es-AR"/>
+        </w:rPr>
+      </w:pPr>
+      <w:r>
+        <w:rPr>
+          <w:rFonts w:eastAsia="Times New Roman" w:cstheme="minorHAnsi"/>
+          <w:color w:val="E6E6E6"/>
+          <w:sz w:val="24"/>
+          <w:szCs w:val="24"/>
+          <w:highlight w:val="magenta"/>
+          <w:lang w:eastAsia="es-AR"/>
+        </w:rPr>
+        <w:t>A.</w:t>
+      </w:r>
+      <w:r>
+        <w:rPr>
+          <w:rFonts w:eastAsia="Times New Roman" w:cstheme="minorHAnsi"/>
+          <w:sz w:val="24"/>
+          <w:szCs w:val="24"/>
+          <w:highlight w:val="magenta"/>
+          <w:lang w:eastAsia="es-AR"/>
+        </w:rPr>
+        <w:t xml:space="preserve"> </w:t>
+      </w:r>
+      <w:r>
+        <w:rPr>
+          <w:rFonts w:eastAsia="Times New Roman" w:cstheme="minorHAnsi"/>
+          <w:color w:val="E6E6E6"/>
+          <w:sz w:val="24"/>
+          <w:szCs w:val="24"/>
+          <w:highlight w:val="magenta"/>
+          <w:lang w:eastAsia="es-AR"/>
+        </w:rPr>
+        <w:t>El costo de oportunidad es el valor o beneficio al que se renuncia por no haber elegido la opción alternativa (el recital).</w:t>
+      </w:r>
+    </w:p>
+    <w:p>
+      <w:pPr>
+        <w:shd w:val="clear" w:color="auto" w:fill="1F1F1F"/>
+        <w:spacing w:after="0" w:line="240" w:lineRule="auto"/>
+        <w:rPr>
+          <w:rFonts w:eastAsia="Times New Roman" w:cstheme="minorHAnsi"/>
+          <w:sz w:val="24"/>
+          <w:szCs w:val="24"/>
+          <w:lang w:eastAsia="es-AR"/>
+        </w:rPr>
+      </w:pPr>
+      <w:r>
+        <w:rPr>
+          <w:rFonts w:eastAsia="Times New Roman" w:cstheme="minorHAnsi"/>
+          <w:color w:val="E6E6E6"/>
+          <w:sz w:val="24"/>
+          <w:szCs w:val="24"/>
+          <w:lang w:eastAsia="es-AR"/>
+        </w:rPr>
         <w:t>B.</w:t>
       </w:r>
       <w:r>
         <w:rPr>
           <w:rFonts w:eastAsia="Times New Roman" w:cstheme="minorHAnsi"/>
-          <w:color w:val="E6E6E6"/>
-          <w:sz w:val="24"/>
-          <w:szCs w:val="24"/>
-          <w:lang w:eastAsia="es-AR"/>
-        </w:rPr>
-        <w:t xml:space="preserve"> </w:t>
-      </w:r>
-      <w:r>
-        <w:rPr>
-          <w:rFonts w:eastAsia="Times New Roman" w:cstheme="minorHAnsi"/>
-          <w:color w:val="E6E6E6"/>
-          <w:sz w:val="24"/>
-          <w:szCs w:val="24"/>
-          <w:bdr w:val="none" w:sz="0" w:space="0" w:color="auto" w:frame="1"/>
-          <w:lang w:eastAsia="es-AR"/>
-        </w:rPr>
-        <w:t>$57.500</w:t>
+          <w:sz w:val="24"/>
+          <w:szCs w:val="24"/>
+          <w:lang w:eastAsia="es-AR"/>
+        </w:rPr>
+        <w:t xml:space="preserve"> </w:t>
+      </w:r>
+      <w:r>
+        <w:rPr>
+          <w:rFonts w:eastAsia="Times New Roman" w:cstheme="minorHAnsi"/>
+          <w:color w:val="E6E6E6"/>
+          <w:sz w:val="24"/>
+          <w:szCs w:val="24"/>
+          <w:lang w:eastAsia="es-AR"/>
+        </w:rPr>
+        <w:t>El costo de oportunidad representa el impuesto o comisión cobrada por el vendedor del libro.</w:t>
       </w:r>
     </w:p>
     <w:p>
@@ -624,22 +830,20 @@
           <w:color w:val="E6E6E6"/>
           <w:sz w:val="24"/>
           <w:szCs w:val="24"/>
-          <w:bdr w:val="none" w:sz="0" w:space="0" w:color="auto" w:frame="1"/>
-          <w:lang w:eastAsia="es-AR"/>
-        </w:rPr>
-        <w:t>$15.000</w:t>
-      </w:r>
-    </w:p>
-    <w:p>
-      <w:pPr>
-        <w:shd w:val="clear" w:color="auto" w:fill="1F1F1F"/>
-        <w:spacing w:after="0" w:line="240" w:lineRule="auto"/>
-        <w:rPr>
-          <w:rFonts w:eastAsia="Times New Roman" w:cstheme="minorHAnsi"/>
-          <w:color w:val="E6E6E6"/>
-          <w:sz w:val="24"/>
-          <w:szCs w:val="24"/>
-          <w:bdr w:val="none" w:sz="0" w:space="0" w:color="auto" w:frame="1"/>
+          <w:lang w:eastAsia="es-AR"/>
+        </w:rPr>
+        <w:t>El costo de oportunidad es el ahorro futuro generado únicamente por la lectura del libro.</w:t>
+      </w:r>
+    </w:p>
+    <w:p>
+      <w:pPr>
+        <w:shd w:val="clear" w:color="auto" w:fill="1F1F1F"/>
+        <w:spacing w:after="0" w:line="240" w:lineRule="auto"/>
+        <w:rPr>
+          <w:rFonts w:eastAsia="Times New Roman" w:cstheme="minorHAnsi"/>
+          <w:color w:val="E6E6E6"/>
+          <w:sz w:val="24"/>
+          <w:szCs w:val="24"/>
           <w:lang w:eastAsia="es-AR"/>
         </w:rPr>
       </w:pPr>
@@ -656,32 +860,29 @@
       <w:r>
         <w:rPr>
           <w:rFonts w:eastAsia="Times New Roman" w:cstheme="minorHAnsi"/>
-          <w:color w:val="E6E6E6"/>
-          <w:sz w:val="24"/>
-          <w:szCs w:val="24"/>
-          <w:lang w:eastAsia="es-AR"/>
-        </w:rPr>
-        <w:t xml:space="preserve"> </w:t>
-      </w:r>
-      <w:r>
-        <w:rPr>
-          <w:rFonts w:eastAsia="Times New Roman" w:cstheme="minorHAnsi"/>
-          <w:color w:val="E6E6E6"/>
-          <w:sz w:val="24"/>
-          <w:szCs w:val="24"/>
-          <w:bdr w:val="none" w:sz="0" w:space="0" w:color="auto" w:frame="1"/>
-          <w:lang w:eastAsia="es-AR"/>
-        </w:rPr>
-        <w:t>$5.000</w:t>
-      </w:r>
-    </w:p>
-    <w:p>
-      <w:pPr>
-        <w:shd w:val="clear" w:color="auto" w:fill="1F1F1F"/>
-        <w:spacing w:after="0" w:line="240" w:lineRule="auto"/>
-        <w:rPr>
-          <w:rFonts w:eastAsia="Times New Roman" w:cstheme="minorHAnsi"/>
-          <w:color w:val="E6E6E6"/>
+          <w:sz w:val="24"/>
+          <w:szCs w:val="24"/>
+          <w:lang w:eastAsia="es-AR"/>
+        </w:rPr>
+        <w:t xml:space="preserve"> </w:t>
+      </w:r>
+      <w:r>
+        <w:rPr>
+          <w:rFonts w:eastAsia="Times New Roman" w:cstheme="minorHAnsi"/>
+          <w:color w:val="E6E6E6"/>
+          <w:sz w:val="24"/>
+          <w:szCs w:val="24"/>
+          <w:lang w:eastAsia="es-AR"/>
+        </w:rPr>
+        <w:t>El costo de oportunidad es cero porque el dinero se gastó de igual manera.</w:t>
+      </w:r>
+    </w:p>
+    <w:p>
+      <w:pPr>
+        <w:shd w:val="clear" w:color="auto" w:fill="1F1F1F"/>
+        <w:spacing w:after="0" w:line="240" w:lineRule="auto"/>
+        <w:rPr>
+          <w:rFonts w:eastAsia="Times New Roman" w:cstheme="minorHAnsi"/>
           <w:sz w:val="24"/>
           <w:szCs w:val="24"/>
           <w:lang w:eastAsia="es-AR"/>
@@ -706,16 +907,7 @@
           <w:szCs w:val="24"/>
           <w:lang w:eastAsia="es-AR"/>
         </w:rPr>
-        <w:t>Pregunta 3</w:t>
-      </w:r>
-      <w:r>
-        <w:rPr>
-          <w:rFonts w:eastAsia="Times New Roman" w:cstheme="minorHAnsi"/>
-          <w:sz w:val="24"/>
-          <w:szCs w:val="24"/>
-          <w:lang w:eastAsia="es-AR"/>
-        </w:rPr>
-        <w:t>:</w:t>
+        <w:t>Pregunta 4:</w:t>
       </w:r>
     </w:p>
     <w:p>
@@ -738,7 +930,29 @@
           <w:szCs w:val="24"/>
           <w:lang w:eastAsia="es-AR"/>
         </w:rPr>
-        <w:t>¿Qué demuestra el concepto de 'costo de oportunidad' cuando un estudiante con un presupuesto limitado elige comprar un libro de economía en lugar de ir a un recital?</w:t>
+        <w:t>¿Por qué la utilización desmedida de tarjetas de crédito financiadas bajo un sistema de interés compuesto suele describirse analógicamente como un '</w:t>
+      </w:r>
+      <w:proofErr w:type="gramStart"/>
+      <w:r>
+        <w:rPr>
+          <w:rFonts w:eastAsia="Times New Roman" w:cstheme="minorHAnsi"/>
+          <w:color w:val="E6E6E6"/>
+          <w:sz w:val="24"/>
+          <w:szCs w:val="24"/>
+          <w:lang w:eastAsia="es-AR"/>
+        </w:rPr>
+        <w:t>efecto bola</w:t>
+      </w:r>
+      <w:proofErr w:type="gramEnd"/>
+      <w:r>
+        <w:rPr>
+          <w:rFonts w:eastAsia="Times New Roman" w:cstheme="minorHAnsi"/>
+          <w:color w:val="E6E6E6"/>
+          <w:sz w:val="24"/>
+          <w:szCs w:val="24"/>
+          <w:lang w:eastAsia="es-AR"/>
+        </w:rPr>
+        <w:t xml:space="preserve"> de nieve'?</w:t>
       </w:r>
     </w:p>
     <w:p>
@@ -779,7 +993,7 @@
           <w:szCs w:val="24"/>
           <w:lang w:eastAsia="es-AR"/>
         </w:rPr>
-        <w:t>El costo de oportunidad es el valor o beneficio al que se renuncia por no haber elegido la opción alternativa (el recital).</w:t>
+        <w:t>Porque la deuda se congela automáticamente ante contextos climáticos adversos o estacionales.</w:t>
       </w:r>
     </w:p>
     <w:p>
@@ -820,7 +1034,7 @@
           <w:szCs w:val="24"/>
           <w:lang w:eastAsia="es-AR"/>
         </w:rPr>
-        <w:t>El costo de oportunidad representa el impuesto o comisión cobrada por el vendedor del libro.</w:t>
+        <w:t>Porque los intereses de cada período se calculan exclusivamente sobre el capital original prestado sin sumar deudas pasadas.</w:t>
       </w:r>
     </w:p>
     <w:p>
@@ -861,258 +1075,6 @@
           <w:szCs w:val="24"/>
           <w:lang w:eastAsia="es-AR"/>
         </w:rPr>
-        <w:t>El costo de oportunidad es el ahorro futuro generado únicamente por la lectura del libro.</w:t>
-      </w:r>
-    </w:p>
-    <w:p>
-      <w:pPr>
-        <w:shd w:val="clear" w:color="auto" w:fill="1F1F1F"/>
-        <w:spacing w:after="0" w:line="240" w:lineRule="auto"/>
-        <w:rPr>
-          <w:rFonts w:eastAsia="Times New Roman" w:cstheme="minorHAnsi"/>
-          <w:color w:val="E6E6E6"/>
-          <w:sz w:val="24"/>
-          <w:szCs w:val="24"/>
-          <w:lang w:eastAsia="es-AR"/>
-        </w:rPr>
-      </w:pPr>
-      <w:r>
-        <w:rPr>
-          <w:rFonts w:eastAsia="Times New Roman" w:cstheme="minorHAnsi"/>
-          <w:color w:val="E6E6E6"/>
-          <w:sz w:val="24"/>
-          <w:szCs w:val="24"/>
-          <w:lang w:eastAsia="es-AR"/>
-        </w:rPr>
-        <w:t>D.</w:t>
-      </w:r>
-      <w:r>
-        <w:rPr>
-          <w:rFonts w:eastAsia="Times New Roman" w:cstheme="minorHAnsi"/>
-          <w:sz w:val="24"/>
-          <w:szCs w:val="24"/>
-          <w:lang w:eastAsia="es-AR"/>
-        </w:rPr>
-        <w:t xml:space="preserve"> </w:t>
-      </w:r>
-      <w:r>
-        <w:rPr>
-          <w:rFonts w:eastAsia="Times New Roman" w:cstheme="minorHAnsi"/>
-          <w:color w:val="E6E6E6"/>
-          <w:sz w:val="24"/>
-          <w:szCs w:val="24"/>
-          <w:lang w:eastAsia="es-AR"/>
-        </w:rPr>
-        <w:t>El costo de oportunidad es cero porque el dinero se gastó de igual manera.</w:t>
-      </w:r>
-    </w:p>
-    <w:p>
-      <w:pPr>
-        <w:shd w:val="clear" w:color="auto" w:fill="1F1F1F"/>
-        <w:spacing w:after="0" w:line="240" w:lineRule="auto"/>
-        <w:rPr>
-          <w:rFonts w:eastAsia="Times New Roman" w:cstheme="minorHAnsi"/>
-          <w:sz w:val="24"/>
-          <w:szCs w:val="24"/>
-          <w:lang w:eastAsia="es-AR"/>
-        </w:rPr>
-      </w:pPr>
-    </w:p>
-    <w:p>
-      <w:pPr>
-        <w:shd w:val="clear" w:color="auto" w:fill="1F1F1F"/>
-        <w:spacing w:after="60" w:line="300" w:lineRule="atLeast"/>
-        <w:rPr>
-          <w:rFonts w:eastAsia="Times New Roman" w:cstheme="minorHAnsi"/>
-          <w:sz w:val="24"/>
-          <w:szCs w:val="24"/>
-          <w:lang w:eastAsia="es-AR"/>
-        </w:rPr>
-      </w:pPr>
-      <w:r>
-        <w:rPr>
-          <w:rFonts w:eastAsia="Times New Roman" w:cstheme="minorHAnsi"/>
-          <w:sz w:val="24"/>
-          <w:szCs w:val="24"/>
-          <w:lang w:eastAsia="es-AR"/>
-        </w:rPr>
-        <w:t>Pregunta 4</w:t>
-      </w:r>
-      <w:r>
-        <w:rPr>
-          <w:rFonts w:eastAsia="Times New Roman" w:cstheme="minorHAnsi"/>
-          <w:sz w:val="24"/>
-          <w:szCs w:val="24"/>
-          <w:lang w:eastAsia="es-AR"/>
-        </w:rPr>
-        <w:t>:</w:t>
-      </w:r>
-    </w:p>
-    <w:p>
-      <w:pPr>
-        <w:shd w:val="clear" w:color="auto" w:fill="1F1F1F"/>
-        <w:spacing w:after="0" w:line="360" w:lineRule="atLeast"/>
-        <w:rPr>
-          <w:rFonts w:eastAsia="Times New Roman" w:cstheme="minorHAnsi"/>
-          <w:color w:val="E6E6E6"/>
-          <w:sz w:val="24"/>
-          <w:szCs w:val="24"/>
-          <w:lang w:eastAsia="es-AR"/>
-        </w:rPr>
-      </w:pPr>
-      <w:r>
-        <w:rPr>
-          <w:rFonts w:eastAsia="Times New Roman" w:cstheme="minorHAnsi"/>
-          <w:color w:val="E6E6E6"/>
-          <w:sz w:val="24"/>
-          <w:szCs w:val="24"/>
-          <w:lang w:eastAsia="es-AR"/>
-        </w:rPr>
-        <w:t>¿Por qué la utilización desmedida de tarjetas de crédito financiadas bajo un sistema de interés compuesto suele describirse analógicamente como un '</w:t>
-      </w:r>
-      <w:proofErr w:type="gramStart"/>
-      <w:r>
-        <w:rPr>
-          <w:rFonts w:eastAsia="Times New Roman" w:cstheme="minorHAnsi"/>
-          <w:color w:val="E6E6E6"/>
-          <w:sz w:val="24"/>
-          <w:szCs w:val="24"/>
-          <w:lang w:eastAsia="es-AR"/>
-        </w:rPr>
-        <w:t>efecto bola</w:t>
-      </w:r>
-      <w:proofErr w:type="gramEnd"/>
-      <w:r>
-        <w:rPr>
-          <w:rFonts w:eastAsia="Times New Roman" w:cstheme="minorHAnsi"/>
-          <w:color w:val="E6E6E6"/>
-          <w:sz w:val="24"/>
-          <w:szCs w:val="24"/>
-          <w:lang w:eastAsia="es-AR"/>
-        </w:rPr>
-        <w:t xml:space="preserve"> de nieve'?</w:t>
-      </w:r>
-    </w:p>
-    <w:p>
-      <w:pPr>
-        <w:shd w:val="clear" w:color="auto" w:fill="1F1F1F"/>
-        <w:spacing w:after="0" w:line="240" w:lineRule="auto"/>
-        <w:rPr>
-          <w:rFonts w:eastAsia="Times New Roman" w:cstheme="minorHAnsi"/>
-          <w:sz w:val="24"/>
-          <w:szCs w:val="24"/>
-          <w:lang w:eastAsia="es-AR"/>
-        </w:rPr>
-      </w:pPr>
-      <w:r>
-        <w:rPr>
-          <w:rFonts w:eastAsia="Times New Roman" w:cstheme="minorHAnsi"/>
-          <w:color w:val="E6E6E6"/>
-          <w:sz w:val="24"/>
-          <w:szCs w:val="24"/>
-          <w:lang w:eastAsia="es-AR"/>
-        </w:rPr>
-        <w:t>A.</w:t>
-      </w:r>
-      <w:r>
-        <w:rPr>
-          <w:rFonts w:eastAsia="Times New Roman" w:cstheme="minorHAnsi"/>
-          <w:sz w:val="24"/>
-          <w:szCs w:val="24"/>
-          <w:lang w:eastAsia="es-AR"/>
-        </w:rPr>
-        <w:t xml:space="preserve"> </w:t>
-      </w:r>
-      <w:r>
-        <w:rPr>
-          <w:rFonts w:eastAsia="Times New Roman" w:cstheme="minorHAnsi"/>
-          <w:color w:val="E6E6E6"/>
-          <w:sz w:val="24"/>
-          <w:szCs w:val="24"/>
-          <w:lang w:eastAsia="es-AR"/>
-        </w:rPr>
-        <w:t>Porque la deuda se congela automáticamente ante contextos climáticos adversos o estacionales.</w:t>
-      </w:r>
-    </w:p>
-    <w:p>
-      <w:pPr>
-        <w:shd w:val="clear" w:color="auto" w:fill="1F1F1F"/>
-        <w:spacing w:after="0" w:line="240" w:lineRule="auto"/>
-        <w:rPr>
-          <w:rFonts w:eastAsia="Times New Roman" w:cstheme="minorHAnsi"/>
-          <w:sz w:val="24"/>
-          <w:szCs w:val="24"/>
-          <w:lang w:eastAsia="es-AR"/>
-        </w:rPr>
-      </w:pPr>
-      <w:r>
-        <w:rPr>
-          <w:rFonts w:eastAsia="Times New Roman" w:cstheme="minorHAnsi"/>
-          <w:color w:val="E6E6E6"/>
-          <w:sz w:val="24"/>
-          <w:szCs w:val="24"/>
-          <w:lang w:eastAsia="es-AR"/>
-        </w:rPr>
-        <w:t>B.</w:t>
-      </w:r>
-      <w:r>
-        <w:rPr>
-          <w:rFonts w:eastAsia="Times New Roman" w:cstheme="minorHAnsi"/>
-          <w:sz w:val="24"/>
-          <w:szCs w:val="24"/>
-          <w:lang w:eastAsia="es-AR"/>
-        </w:rPr>
-        <w:t xml:space="preserve"> </w:t>
-      </w:r>
-      <w:r>
-        <w:rPr>
-          <w:rFonts w:eastAsia="Times New Roman" w:cstheme="minorHAnsi"/>
-          <w:color w:val="E6E6E6"/>
-          <w:sz w:val="24"/>
-          <w:szCs w:val="24"/>
-          <w:lang w:eastAsia="es-AR"/>
-        </w:rPr>
-        <w:t>Porque los intereses de cada período se calculan exclusivamente sobre el capital original prestado sin sumar deudas pasadas.</w:t>
-      </w:r>
-    </w:p>
-    <w:p>
-      <w:pPr>
-        <w:shd w:val="clear" w:color="auto" w:fill="1F1F1F"/>
-        <w:spacing w:after="0" w:line="240" w:lineRule="auto"/>
-        <w:rPr>
-          <w:rFonts w:eastAsia="Times New Roman" w:cstheme="minorHAnsi"/>
-          <w:sz w:val="24"/>
-          <w:szCs w:val="24"/>
-          <w:lang w:eastAsia="es-AR"/>
-        </w:rPr>
-      </w:pPr>
-      <w:r>
-        <w:rPr>
-          <w:rFonts w:eastAsia="Times New Roman" w:cstheme="minorHAnsi"/>
-          <w:color w:val="E6E6E6"/>
-          <w:sz w:val="24"/>
-          <w:szCs w:val="24"/>
-          <w:lang w:eastAsia="es-AR"/>
-        </w:rPr>
-        <w:t>C.</w:t>
-      </w:r>
-      <w:r>
-        <w:rPr>
-          <w:rFonts w:eastAsia="Times New Roman" w:cstheme="minorHAnsi"/>
-          <w:sz w:val="24"/>
-          <w:szCs w:val="24"/>
-          <w:lang w:eastAsia="es-AR"/>
-        </w:rPr>
-        <w:t xml:space="preserve"> </w:t>
-      </w:r>
-      <w:r>
-        <w:rPr>
-          <w:rFonts w:eastAsia="Times New Roman" w:cstheme="minorHAnsi"/>
-          <w:color w:val="E6E6E6"/>
-          <w:sz w:val="24"/>
-          <w:szCs w:val="24"/>
-          <w:lang w:eastAsia="es-AR"/>
-        </w:rPr>
         <w:t>Porque las entidades financieras otorgan descuentos especiales a medida que aumenta el volumen de compras.</w:t>
       </w:r>
     </w:p>
@@ -1134,6 +1096,7 @@
           <w:color w:val="E6E6E6"/>
           <w:sz w:val="24"/>
           <w:szCs w:val="24"/>
+          <w:highlight w:val="magenta"/>
           <w:lang w:eastAsia="es-AR"/>
         </w:rPr>
         <w:lastRenderedPageBreak/>
@@ -1144,16 +1107,18 @@
           <w:rFonts w:eastAsia="Times New Roman" w:cstheme="minorHAnsi"/>
           <w:sz w:val="24"/>
           <w:szCs w:val="24"/>
-          <w:lang w:eastAsia="es-AR"/>
-        </w:rPr>
-        <w:t xml:space="preserve"> </w:t>
-      </w:r>
-      <w:r>
-        <w:rPr>
-          <w:rFonts w:eastAsia="Times New Roman" w:cstheme="minorHAnsi"/>
-          <w:color w:val="E6E6E6"/>
-          <w:sz w:val="24"/>
-          <w:szCs w:val="24"/>
+          <w:highlight w:val="magenta"/>
+          <w:lang w:eastAsia="es-AR"/>
+        </w:rPr>
+        <w:t xml:space="preserve"> </w:t>
+      </w:r>
+      <w:r>
+        <w:rPr>
+          <w:rFonts w:eastAsia="Times New Roman" w:cstheme="minorHAnsi"/>
+          <w:color w:val="E6E6E6"/>
+          <w:sz w:val="24"/>
+          <w:szCs w:val="24"/>
+          <w:highlight w:val="magenta"/>
           <w:lang w:eastAsia="es-AR"/>
         </w:rPr>
         <w:t>Porque los nuevos intereses se acumulan de forma exponencial sobre el saldo de los períodos anteriores, haciendo crecer la deuda rápidamente.</w:t>
@@ -1204,16 +1169,7 @@
           <w:szCs w:val="24"/>
           <w:lang w:eastAsia="es-AR"/>
         </w:rPr>
-        <w:t>Pregunta 5</w:t>
-      </w:r>
-      <w:r>
-        <w:rPr>
-          <w:rFonts w:eastAsia="Times New Roman" w:cstheme="minorHAnsi"/>
-          <w:sz w:val="24"/>
-          <w:szCs w:val="24"/>
-          <w:lang w:eastAsia="es-AR"/>
-        </w:rPr>
-        <w:t>:</w:t>
+        <w:t>Pregunta 5:</w:t>
       </w:r>
     </w:p>
     <w:p>
@@ -1256,6 +1212,7 @@
           <w:color w:val="E6E6E6"/>
           <w:sz w:val="24"/>
           <w:szCs w:val="24"/>
+          <w:highlight w:val="magenta"/>
           <w:lang w:eastAsia="es-AR"/>
         </w:rPr>
         <w:t>A.</w:t>
@@ -1265,16 +1222,18 @@
           <w:rFonts w:eastAsia="Times New Roman" w:cstheme="minorHAnsi"/>
           <w:sz w:val="24"/>
           <w:szCs w:val="24"/>
-          <w:lang w:eastAsia="es-AR"/>
-        </w:rPr>
-        <w:t xml:space="preserve"> </w:t>
-      </w:r>
-      <w:r>
-        <w:rPr>
-          <w:rFonts w:eastAsia="Times New Roman" w:cstheme="minorHAnsi"/>
-          <w:color w:val="E6E6E6"/>
-          <w:sz w:val="24"/>
-          <w:szCs w:val="24"/>
+          <w:highlight w:val="magenta"/>
+          <w:lang w:eastAsia="es-AR"/>
+        </w:rPr>
+        <w:t xml:space="preserve"> </w:t>
+      </w:r>
+      <w:r>
+        <w:rPr>
+          <w:rFonts w:eastAsia="Times New Roman" w:cstheme="minorHAnsi"/>
+          <w:color w:val="E6E6E6"/>
+          <w:sz w:val="24"/>
+          <w:szCs w:val="24"/>
+          <w:highlight w:val="magenta"/>
           <w:lang w:eastAsia="es-AR"/>
         </w:rPr>
         <w:t>El precio tiende a subir hasta alcanzar un nuevo punto de equilibrio.</w:t>
@@ -1435,16 +1394,7 @@
           <w:szCs w:val="24"/>
           <w:lang w:eastAsia="es-AR"/>
         </w:rPr>
-        <w:t>Pregunta 6</w:t>
-      </w:r>
-      <w:r>
-        <w:rPr>
-          <w:rFonts w:eastAsia="Times New Roman" w:cstheme="minorHAnsi"/>
-          <w:sz w:val="24"/>
-          <w:szCs w:val="24"/>
-          <w:lang w:eastAsia="es-AR"/>
-        </w:rPr>
-        <w:t>:</w:t>
+        <w:t>Pregunta 6:</w:t>
       </w:r>
     </w:p>
     <w:p>
@@ -1610,6 +1560,7 @@
           <w:color w:val="E6E6E6"/>
           <w:sz w:val="24"/>
           <w:szCs w:val="24"/>
+          <w:highlight w:val="magenta"/>
           <w:lang w:eastAsia="es-AR"/>
         </w:rPr>
         <w:t>D.</w:t>
@@ -1619,16 +1570,18 @@
           <w:rFonts w:eastAsia="Times New Roman" w:cstheme="minorHAnsi"/>
           <w:sz w:val="24"/>
           <w:szCs w:val="24"/>
-          <w:lang w:eastAsia="es-AR"/>
-        </w:rPr>
-        <w:t xml:space="preserve"> </w:t>
-      </w:r>
-      <w:r>
-        <w:rPr>
-          <w:rFonts w:eastAsia="Times New Roman" w:cstheme="minorHAnsi"/>
-          <w:color w:val="E6E6E6"/>
-          <w:sz w:val="24"/>
-          <w:szCs w:val="24"/>
+          <w:highlight w:val="magenta"/>
+          <w:lang w:eastAsia="es-AR"/>
+        </w:rPr>
+        <w:t xml:space="preserve"> </w:t>
+      </w:r>
+      <w:r>
+        <w:rPr>
+          <w:rFonts w:eastAsia="Times New Roman" w:cstheme="minorHAnsi"/>
+          <w:color w:val="E6E6E6"/>
+          <w:sz w:val="24"/>
+          <w:szCs w:val="24"/>
+          <w:highlight w:val="magenta"/>
           <w:lang w:eastAsia="es-AR"/>
         </w:rPr>
         <w:t>Reduce la cantidad de bienes y servicios que una persona puede comprar con la misma cantidad de dinero.</w:t>
@@ -1664,16 +1617,7 @@
           <w:szCs w:val="24"/>
           <w:lang w:eastAsia="es-AR"/>
         </w:rPr>
-        <w:t>Pregunta 7</w:t>
-      </w:r>
-      <w:r>
-        <w:rPr>
-          <w:rFonts w:eastAsia="Times New Roman" w:cstheme="minorHAnsi"/>
-          <w:sz w:val="24"/>
-          <w:szCs w:val="24"/>
-          <w:lang w:eastAsia="es-AR"/>
-        </w:rPr>
-        <w:t>:</w:t>
+        <w:t>Pregunta 7:</w:t>
       </w:r>
     </w:p>
     <w:p>
@@ -1716,6 +1660,7 @@
           <w:color w:val="E6E6E6"/>
           <w:sz w:val="24"/>
           <w:szCs w:val="24"/>
+          <w:highlight w:val="magenta"/>
           <w:lang w:eastAsia="es-AR"/>
         </w:rPr>
         <w:t>A.</w:t>
@@ -1725,16 +1670,18 @@
           <w:rFonts w:eastAsia="Times New Roman" w:cstheme="minorHAnsi"/>
           <w:sz w:val="24"/>
           <w:szCs w:val="24"/>
-          <w:lang w:eastAsia="es-AR"/>
-        </w:rPr>
-        <w:t xml:space="preserve"> </w:t>
-      </w:r>
-      <w:r>
-        <w:rPr>
-          <w:rFonts w:eastAsia="Times New Roman" w:cstheme="minorHAnsi"/>
-          <w:color w:val="E6E6E6"/>
-          <w:sz w:val="24"/>
-          <w:szCs w:val="24"/>
+          <w:highlight w:val="magenta"/>
+          <w:lang w:eastAsia="es-AR"/>
+        </w:rPr>
+        <w:t xml:space="preserve"> </w:t>
+      </w:r>
+      <w:r>
+        <w:rPr>
+          <w:rFonts w:eastAsia="Times New Roman" w:cstheme="minorHAnsi"/>
+          <w:color w:val="E6E6E6"/>
+          <w:sz w:val="24"/>
+          <w:szCs w:val="24"/>
+          <w:highlight w:val="magenta"/>
           <w:lang w:eastAsia="es-AR"/>
         </w:rPr>
         <w:t>Margen de ganancia del 60% y rentabilidad del 120%.</w:t>
@@ -1893,16 +1840,7 @@
           <w:szCs w:val="24"/>
           <w:lang w:eastAsia="es-AR"/>
         </w:rPr>
-        <w:t>Pregunta 8</w:t>
-      </w:r>
-      <w:r>
-        <w:rPr>
-          <w:rFonts w:eastAsia="Times New Roman" w:cstheme="minorHAnsi"/>
-          <w:sz w:val="24"/>
-          <w:szCs w:val="24"/>
-          <w:lang w:eastAsia="es-AR"/>
-        </w:rPr>
-        <w:t>:</w:t>
+        <w:t>Pregunta 8:</w:t>
       </w:r>
     </w:p>
     <w:p>
@@ -2069,6 +2007,7 @@
           <w:color w:val="E6E6E6"/>
           <w:sz w:val="24"/>
           <w:szCs w:val="24"/>
+          <w:highlight w:val="magenta"/>
           <w:lang w:eastAsia="es-AR"/>
         </w:rPr>
         <w:t>D.</w:t>
@@ -2078,16 +2017,18 @@
           <w:rFonts w:eastAsia="Times New Roman" w:cstheme="minorHAnsi"/>
           <w:sz w:val="24"/>
           <w:szCs w:val="24"/>
-          <w:lang w:eastAsia="es-AR"/>
-        </w:rPr>
-        <w:t xml:space="preserve"> </w:t>
-      </w:r>
-      <w:r>
-        <w:rPr>
-          <w:rFonts w:eastAsia="Times New Roman" w:cstheme="minorHAnsi"/>
-          <w:color w:val="E6E6E6"/>
-          <w:sz w:val="24"/>
-          <w:szCs w:val="24"/>
+          <w:highlight w:val="magenta"/>
+          <w:lang w:eastAsia="es-AR"/>
+        </w:rPr>
+        <w:t xml:space="preserve"> </w:t>
+      </w:r>
+      <w:r>
+        <w:rPr>
+          <w:rFonts w:eastAsia="Times New Roman" w:cstheme="minorHAnsi"/>
+          <w:color w:val="E6E6E6"/>
+          <w:sz w:val="24"/>
+          <w:szCs w:val="24"/>
+          <w:highlight w:val="magenta"/>
           <w:lang w:eastAsia="es-AR"/>
         </w:rPr>
         <w:t>Porque el margen por unidad elevado no garantiza por sí solo un volumen de ventas suficiente para cubrir los costos fijos totales del negocio.</w:t>
@@ -2243,6 +2184,7 @@
           <w:color w:val="E6E6E6"/>
           <w:sz w:val="24"/>
           <w:szCs w:val="24"/>
+          <w:highlight w:val="magenta"/>
           <w:lang w:eastAsia="es-AR"/>
         </w:rPr>
         <w:t>B.</w:t>
@@ -2252,16 +2194,18 @@
           <w:rFonts w:eastAsia="Times New Roman" w:cstheme="minorHAnsi"/>
           <w:sz w:val="24"/>
           <w:szCs w:val="24"/>
-          <w:lang w:eastAsia="es-AR"/>
-        </w:rPr>
-        <w:t xml:space="preserve"> </w:t>
-      </w:r>
-      <w:r>
-        <w:rPr>
-          <w:rFonts w:eastAsia="Times New Roman" w:cstheme="minorHAnsi"/>
-          <w:color w:val="E6E6E6"/>
-          <w:sz w:val="24"/>
-          <w:szCs w:val="24"/>
+          <w:highlight w:val="magenta"/>
+          <w:lang w:eastAsia="es-AR"/>
+        </w:rPr>
+        <w:t xml:space="preserve"> </w:t>
+      </w:r>
+      <w:r>
+        <w:rPr>
+          <w:rFonts w:eastAsia="Times New Roman" w:cstheme="minorHAnsi"/>
+          <w:color w:val="E6E6E6"/>
+          <w:sz w:val="24"/>
+          <w:szCs w:val="24"/>
+          <w:highlight w:val="magenta"/>
           <w:lang w:eastAsia="es-AR"/>
         </w:rPr>
         <w:t>El CBU identifica cuentas en entidades bancarias tradicionales, y el CVU identifica cuentas en Proveedores de Servicios de Pago (billeteras virtuales).</w:t>
@@ -2381,16 +2325,7 @@
           <w:szCs w:val="24"/>
           <w:lang w:eastAsia="es-AR"/>
         </w:rPr>
-        <w:t>Pregunta 10</w:t>
-      </w:r>
-      <w:r>
-        <w:rPr>
-          <w:rFonts w:eastAsia="Times New Roman" w:cstheme="minorHAnsi"/>
-          <w:sz w:val="24"/>
-          <w:szCs w:val="24"/>
-          <w:lang w:eastAsia="es-AR"/>
-        </w:rPr>
-        <w:t>:</w:t>
+        <w:t>Pregunta 10:</w:t>
       </w:r>
     </w:p>
     <w:p>
@@ -2474,6 +2409,7 @@
           <w:color w:val="E6E6E6"/>
           <w:sz w:val="24"/>
           <w:szCs w:val="24"/>
+          <w:highlight w:val="magenta"/>
           <w:lang w:eastAsia="es-AR"/>
         </w:rPr>
         <w:t>B.</w:t>
@@ -2483,16 +2419,18 @@
           <w:rFonts w:eastAsia="Times New Roman" w:cstheme="minorHAnsi"/>
           <w:sz w:val="24"/>
           <w:szCs w:val="24"/>
-          <w:lang w:eastAsia="es-AR"/>
-        </w:rPr>
-        <w:t xml:space="preserve"> </w:t>
-      </w:r>
-      <w:r>
-        <w:rPr>
-          <w:rFonts w:eastAsia="Times New Roman" w:cstheme="minorHAnsi"/>
-          <w:color w:val="E6E6E6"/>
-          <w:sz w:val="24"/>
-          <w:szCs w:val="24"/>
+          <w:highlight w:val="magenta"/>
+          <w:lang w:eastAsia="es-AR"/>
+        </w:rPr>
+        <w:t xml:space="preserve"> </w:t>
+      </w:r>
+      <w:r>
+        <w:rPr>
+          <w:rFonts w:eastAsia="Times New Roman" w:cstheme="minorHAnsi"/>
+          <w:color w:val="E6E6E6"/>
+          <w:sz w:val="24"/>
+          <w:szCs w:val="24"/>
+          <w:highlight w:val="magenta"/>
           <w:lang w:eastAsia="es-AR"/>
         </w:rPr>
         <w:t>El porcentaje real y completo de un crédito que incluye la tasa de interés sumada a todos los gastos extras, comisiones e impuestos asociados.</w:t>
@@ -2610,16 +2548,7 @@
           <w:szCs w:val="24"/>
           <w:lang w:eastAsia="es-AR"/>
         </w:rPr>
-        <w:t>Pregunta 11</w:t>
-      </w:r>
-      <w:r>
-        <w:rPr>
-          <w:rFonts w:eastAsia="Times New Roman" w:cstheme="minorHAnsi"/>
-          <w:sz w:val="24"/>
-          <w:szCs w:val="24"/>
-          <w:lang w:eastAsia="es-AR"/>
-        </w:rPr>
-        <w:t>:</w:t>
+        <w:t>Pregunta 11:</w:t>
       </w:r>
     </w:p>
     <w:p>
@@ -2829,6 +2758,7 @@
           <w:color w:val="E6E6E6"/>
           <w:sz w:val="24"/>
           <w:szCs w:val="24"/>
+          <w:highlight w:val="magenta"/>
           <w:lang w:eastAsia="es-AR"/>
         </w:rPr>
         <w:t>D.</w:t>
@@ -2838,16 +2768,18 @@
           <w:rFonts w:eastAsia="Times New Roman" w:cstheme="minorHAnsi"/>
           <w:sz w:val="24"/>
           <w:szCs w:val="24"/>
-          <w:lang w:eastAsia="es-AR"/>
-        </w:rPr>
-        <w:t xml:space="preserve"> </w:t>
-      </w:r>
-      <w:r>
-        <w:rPr>
-          <w:rFonts w:eastAsia="Times New Roman" w:cstheme="minorHAnsi"/>
-          <w:color w:val="E6E6E6"/>
-          <w:sz w:val="24"/>
-          <w:szCs w:val="24"/>
+          <w:highlight w:val="magenta"/>
+          <w:lang w:eastAsia="es-AR"/>
+        </w:rPr>
+        <w:t xml:space="preserve"> </w:t>
+      </w:r>
+      <w:r>
+        <w:rPr>
+          <w:rFonts w:eastAsia="Times New Roman" w:cstheme="minorHAnsi"/>
+          <w:color w:val="E6E6E6"/>
+          <w:sz w:val="24"/>
+          <w:szCs w:val="24"/>
+          <w:highlight w:val="magenta"/>
           <w:lang w:eastAsia="es-AR"/>
         </w:rPr>
         <w:t xml:space="preserve">La cuenta remunerada otorga disponibilidad inmediata y automática del dinero, mientras que el FCI Money </w:t>
@@ -2859,6 +2791,7 @@
           <w:color w:val="E6E6E6"/>
           <w:sz w:val="24"/>
           <w:szCs w:val="24"/>
+          <w:highlight w:val="magenta"/>
           <w:lang w:eastAsia="es-AR"/>
         </w:rPr>
         <w:t>Market</w:t>
@@ -2870,6 +2803,7 @@
           <w:color w:val="E6E6E6"/>
           <w:sz w:val="24"/>
           <w:szCs w:val="24"/>
+          <w:highlight w:val="magenta"/>
           <w:lang w:eastAsia="es-AR"/>
         </w:rPr>
         <w:t xml:space="preserve"> puede demorar unas horas o un día hábil en realizar el rescate de fondos.</w:t>
@@ -2905,16 +2839,7 @@
           <w:szCs w:val="24"/>
           <w:lang w:eastAsia="es-AR"/>
         </w:rPr>
-        <w:t>Pregunta 12</w:t>
-      </w:r>
-      <w:r>
-        <w:rPr>
-          <w:rFonts w:eastAsia="Times New Roman" w:cstheme="minorHAnsi"/>
-          <w:sz w:val="24"/>
-          <w:szCs w:val="24"/>
-          <w:lang w:eastAsia="es-AR"/>
-        </w:rPr>
-        <w:t>:</w:t>
+        <w:t>Pregunta 12:</w:t>
       </w:r>
     </w:p>
     <w:p>
@@ -3061,6 +2986,7 @@
           <w:color w:val="E6E6E6"/>
           <w:sz w:val="24"/>
           <w:szCs w:val="24"/>
+          <w:highlight w:val="magenta"/>
           <w:lang w:eastAsia="es-AR"/>
         </w:rPr>
         <w:t>C.</w:t>
@@ -3070,16 +2996,18 @@
           <w:rFonts w:eastAsia="Times New Roman" w:cstheme="minorHAnsi"/>
           <w:sz w:val="24"/>
           <w:szCs w:val="24"/>
-          <w:lang w:eastAsia="es-AR"/>
-        </w:rPr>
-        <w:t xml:space="preserve"> </w:t>
-      </w:r>
-      <w:r>
-        <w:rPr>
-          <w:rFonts w:eastAsia="Times New Roman" w:cstheme="minorHAnsi"/>
-          <w:color w:val="E6E6E6"/>
-          <w:sz w:val="24"/>
-          <w:szCs w:val="24"/>
+          <w:highlight w:val="magenta"/>
+          <w:lang w:eastAsia="es-AR"/>
+        </w:rPr>
+        <w:t xml:space="preserve"> </w:t>
+      </w:r>
+      <w:r>
+        <w:rPr>
+          <w:rFonts w:eastAsia="Times New Roman" w:cstheme="minorHAnsi"/>
+          <w:color w:val="E6E6E6"/>
+          <w:sz w:val="24"/>
+          <w:szCs w:val="24"/>
+          <w:highlight w:val="magenta"/>
           <w:lang w:eastAsia="es-AR"/>
         </w:rPr>
         <w:t>Representan acciones de grandes empresas extranjeras operadas en el mercado local, permitiendo invertir en activos globales en pesos o dólares sin necesidad de cuenta en el exterior.</w:t>
